--- a/cupia-ai-research/docs/08_계약관리/CONTRACT_GUIDE_CUPIA_AI_연구과제_2026_v0.1.docx
+++ b/cupia-ai-research/docs/08_계약관리/CONTRACT_GUIDE_CUPIA_AI_연구과제_2026_v0.1.docx
@@ -163,7 +163,7 @@
               <w:rPr>
                 <w:sz w:val="18"/>
               </w:rPr>
-              <w:t>(주)시커스랩 (SeekersLab)</w:t>
+              <w:t>(주)씨커스 (Seekers Inc.)</w:t>
             </w:r>
           </w:p>
         </w:tc>
@@ -251,7 +251,7 @@
         <w:rPr>
           <w:b w:val="0"/>
         </w:rPr>
-        <w:t>이 문서는 CUPIA AI 연구 과제 2026(e-PASS AI 모델 상품화, EWACS 복합 AI Agent 구축)의 계약 체결과 이행 과정에서 발주기관인 재단법인 전자통관국제협력재단(이하 재단)의 내부 규정인 「계약관리 시행세칙」(이하 세칙)이 어떻게 적용되는지를 정리한 것이다. 수행업체인 시커스랩이 계약 협상과 이행 단계에서 준비해야 할 사항을 세칙 조항 기준으로 도출하고, 과업지시서(SOW v3)와의 정합 여부를 확인하는 데 목적이 있다.</w:t>
+        <w:t>이 문서는 CUPIA AI 연구 과제 2026(e-PASS AI 모델 상품화, EWACS 복합 AI Agent 구축)의 계약 체결과 이행 과정에서 발주기관인 재단법인 전자통관국제협력재단(이하 재단)의 내부 규정인 「계약관리 시행세칙」(이하 세칙)이 어떻게 적용되는지를 정리한 것이다. 수행업체인 씨커스가 계약 협상과 이행 단계에서 준비해야 할 사항을 세칙 조항 기준으로 도출하고, 과업지시서(SOW v3)와의 정합 여부를 확인하는 데 목적이 있다.</w:t>
       </w:r>
     </w:p>
     <w:p>
@@ -407,7 +407,7 @@
               <w:rPr>
                 <w:sz w:val="18"/>
               </w:rPr>
-              <w:t>SOW 2.1이 시커스랩의 AI Agent 기술 전문성을 과업의 전제로 명시하고 있고, 과제 2는 시커스랩 보유 기술의 EWACS 접목이 목적이므로 1호 사유에 해당할 여지가 크다. 가장 유력한 경로.</w:t>
+              <w:t>SOW 2.1이 씨커스의 AI Agent 기술 전문성을 과업의 전제로 명시하고 있고, 과제 2는 씨커스 보유 기술의 EWACS 접목이 목적이므로 1호 사유에 해당할 여지가 크다. 가장 유력한 경로.</w:t>
             </w:r>
           </w:p>
         </w:tc>
@@ -607,7 +607,7 @@
         <w:rPr>
           <w:b w:val="0"/>
         </w:rPr>
-        <w:t>첫째, 재단은 예정가격 조서를 작성하여야 한다(제33조 2항 — 작성 면제는 6·7·9호에 한정). 예정가격은 적정한 실례가격이 없는 계약이므로 재료비·노무비·경비·일반관리비·이윤을 감안한 원가계산 방식(제24조 2항 2호)이 적용될 가능성이 높다. 시커스랩의 견적서(관리대장 CT-03)는 이 원가계산 구조에 대응할 수 있도록 M/M 기반 노무비 내역과 제경비·이윤을 구분하여 산출하는 것이 유리하다.</w:t>
+        <w:t>첫째, 재단은 예정가격 조서를 작성하여야 한다(제33조 2항 — 작성 면제는 6·7·9호에 한정). 예정가격은 적정한 실례가격이 없는 계약이므로 재료비·노무비·경비·일반관리비·이윤을 감안한 원가계산 방식(제24조 2항 2호)이 적용될 가능성이 높다. 씨커스의 견적서(관리대장 CT-03)는 이 원가계산 구조에 대응할 수 있도록 M/M 기반 노무비 내역과 제경비·이윤을 구분하여 산출하는 것이 유리하다.</w:t>
       </w:r>
     </w:p>
     <w:p>
@@ -618,7 +618,7 @@
         <w:rPr>
           <w:b w:val="0"/>
         </w:rPr>
-        <w:t>둘째, 재단은 2인 이상의 견적서를 받는 것이 원칙이다(제36조). 다만 부득이한 경우 단일견적이 허용되므로, 1호 사유(특정인의 기술용역)에 해당함을 소명하는 수의계약 사유서가 갖추어지면 시커스랩 단일견적으로 진행될 수 있다. 사유서에 인용할 수 있는 근거로는 SOW 2.1(시커스랩의 AI Agent 기술 전문성 명시), 기존 PoC와의 기술 연속성, 공동 IP 구조(SOW 12조)가 있다.</w:t>
+        <w:t>둘째, 재단은 2인 이상의 견적서를 받는 것이 원칙이다(제36조). 다만 부득이한 경우 단일견적이 허용되므로, 1호 사유(특정인의 기술용역)에 해당함을 소명하는 수의계약 사유서가 갖추어지면 씨커스 단일견적으로 진행될 수 있다. 사유서에 인용할 수 있는 근거로는 SOW 2.1(씨커스의 AI Agent 기술 전문성 명시), 기존 PoC와의 기술 연속성, 공동 IP 구조(SOW 12조)가 있다.</w:t>
       </w:r>
     </w:p>
     <w:p>
@@ -1524,7 +1524,7 @@
         <w:rPr>
           <w:b w:val="0"/>
         </w:rPr>
-        <w:t>세칙 제8조는 용역 완료 시 검수자가 검수조서를 작성하도록 하고, 대가는 검수조서에 의해 지급하도록 규정한다. 즉 재단 내부적으로는 검수조서가 지급의 필수 근거 서류이므로, 시커스랩의 검수 요청 문서(FVT 결과 포함)는 재단 검수자가 검수조서를 작성하기 쉬운 형태로 준비하는 것이 지급 지연을 줄이는 방법이다. SOW 10조의 검수 절차(검수 요청 → 10영업일 이내 검수 → 보완 시 5영업일 이내 재요청)와 결합하면 실무 절차는 다음과 같다.</w:t>
+        <w:t>세칙 제8조는 용역 완료 시 검수자가 검수조서를 작성하도록 하고, 대가는 검수조서에 의해 지급하도록 규정한다. 즉 재단 내부적으로는 검수조서가 지급의 필수 근거 서류이므로, 씨커스의 검수 요청 문서(FVT 결과 포함)는 재단 검수자가 검수조서를 작성하기 쉬운 형태로 준비하는 것이 지급 지연을 줄이는 방법이다. SOW 10조의 검수 절차(검수 요청 → 10영업일 이내 검수 → 보완 시 5영업일 이내 재요청)와 결합하면 실무 절차는 다음과 같다.</w:t>
       </w:r>
     </w:p>
     <w:tbl>
@@ -1637,7 +1637,7 @@
               <w:rPr>
                 <w:sz w:val="18"/>
               </w:rPr>
-              <w:t>시커스랩</w:t>
+              <w:t>씨커스</w:t>
             </w:r>
           </w:p>
         </w:tc>
@@ -1745,7 +1745,7 @@
               <w:rPr>
                 <w:sz w:val="18"/>
               </w:rPr>
-              <w:t>시커스랩</w:t>
+              <w:t>씨커스</w:t>
             </w:r>
           </w:p>
         </w:tc>
@@ -2001,7 +2001,7 @@
               <w:rPr>
                 <w:sz w:val="18"/>
               </w:rPr>
-              <w:t>2.1 (시커스랩 기술 전문성 명시)</w:t>
+              <w:t>2.1 (씨커스 기술 전문성 명시)</w:t>
             </w:r>
           </w:p>
         </w:tc>
@@ -2516,7 +2516,7 @@
         <w:pStyle w:val="Heading1"/>
       </w:pPr>
       <w:r>
-        <w:t>10. 시커스랩 준비 서류 체크리스트</w:t>
+        <w:t>10. 씨커스 준비 서류 체크리스트</w:t>
       </w:r>
     </w:p>
     <w:p>
@@ -3467,7 +3467,7 @@
               <w:rPr>
                 <w:sz w:val="18"/>
               </w:rPr>
-              <w:t>검수조서 양식과 시커스랩 검수 요청 문서(FVT 결과) 양식의 사전 합의</w:t>
+              <w:t>검수조서 양식과 씨커스 검수 요청 문서(FVT 결과) 양식의 사전 합의</w:t>
             </w:r>
           </w:p>
         </w:tc>
@@ -3540,10 +3540,12 @@
         <w:rPr>
           <w:b w:val="0"/>
         </w:rPr>
-        <w:t>이 문서는 시커스랩 내부 참고용 초안이며, 재단 계약담당부서의 해석과 계약서 최종 문안이 우선한다. 계약금액과 계약 방식이 확정되면 해당 내용을 반영하여 갱신한다.</w:t>
+        <w:t>이 문서는 씨커스 내부 참고용 초안이며, 재단 계약담당부서의 해석과 계약서 최종 문안이 우선한다. 계약금액과 계약 방식이 확정되면 해당 내용을 반영하여 갱신한다.</w:t>
       </w:r>
     </w:p>
     <w:sectPr>
+      <w:headerReference w:type="default" r:id="rId9"/>
+      <w:footerReference w:type="default" r:id="rId10"/>
       <w:pgSz w:w="12240" w:h="15840"/>
       <w:pgMar w:top="1440" w:right="1800" w:bottom="1440" w:left="1800" w:header="720" w:footer="720" w:gutter="0"/>
       <w:cols w:space="720"/>
@@ -3551,6 +3553,26 @@
     </w:sectPr>
   </w:body>
 </w:document>
+</file>
+
+<file path=word/footer1.xml><?xml version="1.0" encoding="utf-8"?>
+<w:ftr xmlns:m="http://schemas.openxmlformats.org/officeDocument/2006/math" xmlns:mc="http://schemas.openxmlformats.org/markup-compatibility/2006" xmlns:mo="http://schemas.microsoft.com/office/mac/office/2008/main" xmlns:mv="urn:schemas-microsoft-com:mac:vml" xmlns:o="urn:schemas-microsoft-com:office:office" xmlns:r="http://schemas.openxmlformats.org/officeDocument/2006/relationships" xmlns:v="urn:schemas-microsoft-com:vml" xmlns:w10="urn:schemas-microsoft-com:office:word" xmlns:w14="http://schemas.microsoft.com/office/word/2010/wordml" xmlns:w="http://schemas.openxmlformats.org/wordprocessingml/2006/main" xmlns:wne="http://schemas.microsoft.com/office/word/2006/wordml" xmlns:wp14="http://schemas.microsoft.com/office/word/2010/wordprocessingDrawing" xmlns:wp="http://schemas.openxmlformats.org/drawingml/2006/wordprocessingDrawing" xmlns:wpc="http://schemas.microsoft.com/office/word/2010/wordprocessingCanvas" xmlns:wpg="http://schemas.microsoft.com/office/word/2010/wordprocessingGroup" xmlns:wpi="http://schemas.microsoft.com/office/word/2010/wordprocessingInk" xmlns:wps="http://schemas.microsoft.com/office/word/2010/wordprocessingShape" mc:Ignorable="w14 wp14">
+  <w:p>
+    <w:pPr>
+      <w:pStyle w:val="Footer"/>
+    </w:pPr>
+  </w:p>
+</w:ftr>
+</file>
+
+<file path=word/header1.xml><?xml version="1.0" encoding="utf-8"?>
+<w:hdr xmlns:m="http://schemas.openxmlformats.org/officeDocument/2006/math" xmlns:mc="http://schemas.openxmlformats.org/markup-compatibility/2006" xmlns:mo="http://schemas.microsoft.com/office/mac/office/2008/main" xmlns:mv="urn:schemas-microsoft-com:mac:vml" xmlns:o="urn:schemas-microsoft-com:office:office" xmlns:r="http://schemas.openxmlformats.org/officeDocument/2006/relationships" xmlns:v="urn:schemas-microsoft-com:vml" xmlns:w10="urn:schemas-microsoft-com:office:word" xmlns:w14="http://schemas.microsoft.com/office/word/2010/wordml" xmlns:w="http://schemas.openxmlformats.org/wordprocessingml/2006/main" xmlns:wne="http://schemas.microsoft.com/office/word/2006/wordml" xmlns:wp14="http://schemas.microsoft.com/office/word/2010/wordprocessingDrawing" xmlns:wp="http://schemas.openxmlformats.org/drawingml/2006/wordprocessingDrawing" xmlns:wpc="http://schemas.microsoft.com/office/word/2010/wordprocessingCanvas" xmlns:wpg="http://schemas.microsoft.com/office/word/2010/wordprocessingGroup" xmlns:wpi="http://schemas.microsoft.com/office/word/2010/wordprocessingInk" xmlns:wps="http://schemas.microsoft.com/office/word/2010/wordprocessingShape" mc:Ignorable="w14 wp14">
+  <w:p>
+    <w:pPr>
+      <w:pStyle w:val="Header"/>
+    </w:pPr>
+  </w:p>
+</w:hdr>
 </file>
 
 <file path=word/numbering.xml><?xml version="1.0" encoding="utf-8"?>

--- a/cupia-ai-research/docs/08_계약관리/CONTRACT_GUIDE_CUPIA_AI_연구과제_2026_v0.1.docx
+++ b/cupia-ai-research/docs/08_계약관리/CONTRACT_GUIDE_CUPIA_AI_연구과제_2026_v0.1.docx
@@ -135,7 +135,7 @@
               <w:rPr>
                 <w:sz w:val="18"/>
               </w:rPr>
-              <w:t>초안 v0.1 (2026-07-30)</w:t>
+              <w:t>v0.1 (2026-07-30)</w:t>
             </w:r>
           </w:p>
         </w:tc>
@@ -3540,7 +3540,7 @@
         <w:rPr>
           <w:b w:val="0"/>
         </w:rPr>
-        <w:t>이 문서는 씨커스 내부 참고용 초안이며, 재단 계약담당부서의 해석과 계약서 최종 문안이 우선한다. 계약금액과 계약 방식이 확정되면 해당 내용을 반영하여 갱신한다.</w:t>
+        <w:t>계약금액과 계약 방식이 확정되면 해당 내용을 반영하여 갱신한다.</w:t>
       </w:r>
     </w:p>
     <w:sectPr>
